--- a/pr-preview/pr-373/estimation-handout.docx
+++ b/pr-preview/pr-373/estimation-handout.docx
@@ -15,7 +15,7 @@
         <w:pStyle w:val="Date"/>
       </w:pPr>
       <w:r>
-        <w:t xml:space="preserve">Last modified: 2026-10-19 02:32:24 (PDT)</w:t>
+        <w:t xml:space="preserve">Last modified: 2026-10-19 03:23:45 (PDT)</w:t>
       </w:r>
     </w:p>
     <w:bookmarkStart w:id="14" w:name="scientific-models"/>

--- a/pr-preview/pr-373/estimation-handout.docx
+++ b/pr-preview/pr-373/estimation-handout.docx
@@ -15,7 +15,7 @@
         <w:pStyle w:val="Date"/>
       </w:pPr>
       <w:r>
-        <w:t xml:space="preserve">Last modified: 2026-10-19 03:23:45 (PDT)</w:t>
+        <w:t xml:space="preserve">Last modified: 2026-10-19 04:10:08 (PDT)</w:t>
       </w:r>
     </w:p>
     <w:bookmarkStart w:id="14" w:name="scientific-models"/>
@@ -3884,7 +3884,7 @@
     </w:p>
     <w:bookmarkEnd w:id="37"/>
     <w:bookmarkEnd w:id="38"/>
-    <w:bookmarkStart w:id="107" w:name="sec-est-accuracy"/>
+    <w:bookmarkStart w:id="108" w:name="sec-est-accuracy"/>
     <w:p>
       <w:pPr>
         <w:pStyle w:val="Heading2"/>
@@ -4788,7 +4788,7 @@
         <w:t xml:space="preserve"> </w:t>
       </w:r>
       <w:r>
-        <w:t xml:space="preserve">Write the</w:t>
+        <w:t xml:space="preserve">Derive an expression for the</w:t>
       </w:r>
       <w:r>
         <w:t xml:space="preserve"> </w:t>
@@ -4842,8 +4842,19 @@
         <w:t xml:space="preserve"> </w:t>
       </w:r>
       <w:r>
-        <w:t xml:space="preserve">of an estimator</w:t>
-      </w:r>
+        <w:t xml:space="preserve">of an</w:t>
+      </w:r>
+      <w:r>
+        <w:t xml:space="preserve"> </w:t>
+      </w:r>
+      <w:hyperlink w:anchor="def-estimator">
+        <w:r>
+          <w:rPr>
+            <w:rStyle w:val="Hyperlink"/>
+          </w:rPr>
+          <w:t xml:space="preserve">estimator</w:t>
+        </w:r>
+      </w:hyperlink>
       <w:r>
         <w:t xml:space="preserve"> </w:t>
       </w:r>
@@ -6052,36 +6063,36 @@
                     </m:rPr>
                     <m:t>E</m:t>
                   </m:r>
+                  <m:r>
+                    <m:t>​</m:t>
+                  </m:r>
+                  <m:d>
+                    <m:dPr>
+                      <m:begChr m:val="["/>
+                      <m:sepChr m:val=""/>
+                      <m:endChr m:val="]"/>
+                      <m:grow/>
+                    </m:dPr>
+                    <m:e>
+                      <m:sSub>
+                        <m:e>
+                          <m:r>
+                            <m:t>X</m:t>
+                          </m:r>
+                        </m:e>
+                        <m:sub>
+                          <m:r>
+                            <m:t>i</m:t>
+                          </m:r>
+                        </m:sub>
+                      </m:sSub>
+                    </m:e>
+                  </m:d>
+                  <m:r>
+                    <m:t>​</m:t>
+                  </m:r>
                 </m:e>
               </m:nary>
-              <m:r>
-                <m:t>​</m:t>
-              </m:r>
-              <m:d>
-                <m:dPr>
-                  <m:begChr m:val="["/>
-                  <m:sepChr m:val=""/>
-                  <m:endChr m:val="]"/>
-                  <m:grow/>
-                </m:dPr>
-                <m:e>
-                  <m:sSub>
-                    <m:e>
-                      <m:r>
-                        <m:t>X</m:t>
-                      </m:r>
-                    </m:e>
-                    <m:sub>
-                      <m:r>
-                        <m:t>i</m:t>
-                      </m:r>
-                    </m:sub>
-                  </m:sSub>
-                </m:e>
-              </m:d>
-              <m:r>
-                <m:t>​</m:t>
-              </m:r>
               <m:r>
                 <m:rPr>
                   <m:sty m:val="p"/>
@@ -6772,7 +6783,7 @@
     </w:p>
     <w:bookmarkEnd w:id="50"/>
     <w:bookmarkEnd w:id="51"/>
-    <w:bookmarkStart w:id="75" w:name="mean-squared-error"/>
+    <w:bookmarkStart w:id="76" w:name="mean-squared-error"/>
     <w:p>
       <w:pPr>
         <w:pStyle w:val="Heading3"/>
@@ -8184,7 +8195,7 @@
       </w:r>
     </w:p>
     <w:bookmarkEnd w:id="56"/>
-    <w:bookmarkStart w:id="60" w:name="sol-bias-sq-plus-var"/>
+    <w:bookmarkStart w:id="61" w:name="sol-bias-sq-plus-var"/>
     <w:p>
       <w:pPr>
         <w:pStyle w:val="BodyText"/>
@@ -8399,7 +8410,316 @@
         <w:pStyle w:val="FirstParagraph"/>
       </w:pPr>
       <w:r>
-        <w:t xml:space="preserve">Add it to the squared bias from</w:t>
+        <w:t xml:space="preserve">Let the</w:t>
+      </w:r>
+      <w:r>
+        <w:t xml:space="preserve"> </w:t>
+      </w:r>
+      <w:hyperlink r:id="rId59">
+        <w:r>
+          <w:rPr>
+            <w:rStyle w:val="Hyperlink"/>
+          </w:rPr>
+          <w:t xml:space="preserve">population mean</w:t>
+        </w:r>
+      </w:hyperlink>
+      <w:r>
+        <w:t xml:space="preserve"> </w:t>
+      </w:r>
+      <w:r>
+        <w:t xml:space="preserve">of the</w:t>
+      </w:r>
+      <w:r>
+        <w:t xml:space="preserve"> </w:t>
+      </w:r>
+      <w:hyperlink w:anchor="def-estimator">
+        <w:r>
+          <w:rPr>
+            <w:rStyle w:val="Hyperlink"/>
+          </w:rPr>
+          <w:t xml:space="preserve">estimator</w:t>
+        </w:r>
+      </w:hyperlink>
+      <w:r>
+        <w:t xml:space="preserve"> </w:t>
+      </w:r>
+      <m:oMath>
+        <m:acc>
+          <m:accPr>
+            <m:chr m:val="̂"/>
+          </m:accPr>
+          <m:e>
+            <m:r>
+              <m:t>θ</m:t>
+            </m:r>
+          </m:e>
+        </m:acc>
+      </m:oMath>
+      <w:r>
+        <w:t xml:space="preserve"> </w:t>
+      </w:r>
+      <w:r>
+        <w:t xml:space="preserve">be</w:t>
+      </w:r>
+      <w:r>
+        <w:t xml:space="preserve"> </w:t>
+      </w:r>
+      <m:oMath>
+        <m:sSub>
+          <m:e>
+            <m:r>
+              <m:t>μ</m:t>
+            </m:r>
+          </m:e>
+          <m:sub>
+            <m:acc>
+              <m:accPr>
+                <m:chr m:val="̂"/>
+              </m:accPr>
+              <m:e>
+                <m:r>
+                  <m:t>θ</m:t>
+                </m:r>
+              </m:e>
+            </m:acc>
+          </m:sub>
+        </m:sSub>
+        <m:r>
+          <m:rPr>
+            <m:sty m:val="p"/>
+          </m:rPr>
+          <m:t>=</m:t>
+        </m:r>
+        <m:r>
+          <m:rPr>
+            <m:sty m:val="p"/>
+          </m:rPr>
+          <m:t>E</m:t>
+        </m:r>
+        <m:r>
+          <m:t>​</m:t>
+        </m:r>
+        <m:d>
+          <m:dPr>
+            <m:begChr m:val="["/>
+            <m:sepChr m:val=""/>
+            <m:endChr m:val="]"/>
+            <m:grow/>
+          </m:dPr>
+          <m:e>
+            <m:acc>
+              <m:accPr>
+                <m:chr m:val="̂"/>
+              </m:accPr>
+              <m:e>
+                <m:r>
+                  <m:t>θ</m:t>
+                </m:r>
+              </m:e>
+            </m:acc>
+          </m:e>
+        </m:d>
+        <m:r>
+          <m:t>​</m:t>
+        </m:r>
+      </m:oMath>
+      <w:r>
+        <w:t xml:space="preserve">.</w:t>
+      </w:r>
+      <w:r>
+        <w:t xml:space="preserve"> </w:t>
+      </w:r>
+      <w:r>
+        <w:t xml:space="preserve">Then the variance of</w:t>
+      </w:r>
+      <w:r>
+        <w:t xml:space="preserve"> </w:t>
+      </w:r>
+      <m:oMath>
+        <m:acc>
+          <m:accPr>
+            <m:chr m:val="̂"/>
+          </m:accPr>
+          <m:e>
+            <m:r>
+              <m:t>θ</m:t>
+            </m:r>
+          </m:e>
+        </m:acc>
+      </m:oMath>
+      <w:r>
+        <w:t xml:space="preserve"> </w:t>
+      </w:r>
+      <w:r>
+        <w:t xml:space="preserve">is</w:t>
+      </w:r>
+      <w:r>
+        <w:t xml:space="preserve"> </w:t>
+      </w:r>
+      <m:oMath>
+        <m:r>
+          <m:rPr>
+            <m:sty m:val="p"/>
+          </m:rPr>
+          <m:t>E</m:t>
+        </m:r>
+        <m:r>
+          <m:t>​</m:t>
+        </m:r>
+        <m:d>
+          <m:dPr>
+            <m:begChr m:val="["/>
+            <m:sepChr m:val=""/>
+            <m:endChr m:val="]"/>
+            <m:grow/>
+          </m:dPr>
+          <m:e>
+            <m:sSup>
+              <m:e>
+                <m:acc>
+                  <m:accPr>
+                    <m:chr m:val="̂"/>
+                  </m:accPr>
+                  <m:e>
+                    <m:r>
+                      <m:t>θ</m:t>
+                    </m:r>
+                  </m:e>
+                </m:acc>
+              </m:e>
+              <m:sup>
+                <m:r>
+                  <m:t>2</m:t>
+                </m:r>
+              </m:sup>
+            </m:sSup>
+          </m:e>
+        </m:d>
+        <m:r>
+          <m:t>​</m:t>
+        </m:r>
+        <m:r>
+          <m:rPr>
+            <m:sty m:val="p"/>
+          </m:rPr>
+          <m:t>−</m:t>
+        </m:r>
+        <m:sSup>
+          <m:e>
+            <m:r>
+              <m:t>​</m:t>
+            </m:r>
+            <m:d>
+              <m:dPr>
+                <m:begChr m:val="("/>
+                <m:sepChr m:val=""/>
+                <m:endChr m:val=")"/>
+                <m:grow/>
+              </m:dPr>
+              <m:e>
+                <m:sSub>
+                  <m:e>
+                    <m:r>
+                      <m:t>μ</m:t>
+                    </m:r>
+                  </m:e>
+                  <m:sub>
+                    <m:acc>
+                      <m:accPr>
+                        <m:chr m:val="̂"/>
+                      </m:accPr>
+                      <m:e>
+                        <m:r>
+                          <m:t>θ</m:t>
+                        </m:r>
+                      </m:e>
+                    </m:acc>
+                  </m:sub>
+                </m:sSub>
+              </m:e>
+            </m:d>
+            <m:r>
+              <m:t>​</m:t>
+            </m:r>
+          </m:e>
+          <m:sup>
+            <m:r>
+              <m:t>2</m:t>
+            </m:r>
+          </m:sup>
+        </m:sSup>
+      </m:oMath>
+      <w:r>
+        <w:t xml:space="preserve">,</w:t>
+      </w:r>
+      <w:r>
+        <w:t xml:space="preserve"> </w:t>
+      </w:r>
+      <w:r>
+        <w:t xml:space="preserve">and the squared</w:t>
+      </w:r>
+      <w:r>
+        <w:t xml:space="preserve"> </w:t>
+      </w:r>
+      <w:hyperlink w:anchor="def-bias">
+        <w:r>
+          <w:rPr>
+            <w:rStyle w:val="Hyperlink"/>
+          </w:rPr>
+          <w:t xml:space="preserve">bias</w:t>
+        </w:r>
+      </w:hyperlink>
+      <w:r>
+        <w:t xml:space="preserve"> </w:t>
+      </w:r>
+      <w:r>
+        <w:t xml:space="preserve">of</w:t>
+      </w:r>
+      <w:r>
+        <w:t xml:space="preserve"> </w:t>
+      </w:r>
+      <m:oMath>
+        <m:acc>
+          <m:accPr>
+            <m:chr m:val="̂"/>
+          </m:accPr>
+          <m:e>
+            <m:r>
+              <m:t>θ</m:t>
+            </m:r>
+          </m:e>
+        </m:acc>
+      </m:oMath>
+      <w:r>
+        <w:t xml:space="preserve"> </w:t>
+      </w:r>
+      <w:r>
+        <w:t xml:space="preserve">for the</w:t>
+      </w:r>
+      <w:r>
+        <w:t xml:space="preserve"> </w:t>
+      </w:r>
+      <w:hyperlink w:anchor="def-estimand">
+        <w:r>
+          <w:rPr>
+            <w:rStyle w:val="Hyperlink"/>
+          </w:rPr>
+          <w:t xml:space="preserve">estimand</w:t>
+        </w:r>
+      </w:hyperlink>
+      <w:r>
+        <w:t xml:space="preserve"> </w:t>
+      </w:r>
+      <m:oMath>
+        <m:r>
+          <m:t>θ</m:t>
+        </m:r>
+      </m:oMath>
+      <w:r>
+        <w:t xml:space="preserve"> </w:t>
+      </w:r>
+      <w:r>
+        <w:t xml:space="preserve">from</w:t>
       </w:r>
       <w:r>
         <w:t xml:space="preserve"> </w:t>
@@ -8416,14 +8736,121 @@
         <w:t xml:space="preserve"> </w:t>
       </w:r>
       <w:r>
-        <w:t xml:space="preserve">and simplify:</w:t>
+        <w:t xml:space="preserve">is</w:t>
+      </w:r>
+      <w:r>
+        <w:t xml:space="preserve"> </w:t>
+      </w:r>
+      <m:oMath>
+        <m:sSup>
+          <m:e>
+            <m:r>
+              <m:t>​</m:t>
+            </m:r>
+            <m:d>
+              <m:dPr>
+                <m:begChr m:val="("/>
+                <m:sepChr m:val=""/>
+                <m:endChr m:val=")"/>
+                <m:grow/>
+              </m:dPr>
+              <m:e>
+                <m:sSub>
+                  <m:e>
+                    <m:r>
+                      <m:t>μ</m:t>
+                    </m:r>
+                  </m:e>
+                  <m:sub>
+                    <m:acc>
+                      <m:accPr>
+                        <m:chr m:val="̂"/>
+                      </m:accPr>
+                      <m:e>
+                        <m:r>
+                          <m:t>θ</m:t>
+                        </m:r>
+                      </m:e>
+                    </m:acc>
+                  </m:sub>
+                </m:sSub>
+              </m:e>
+            </m:d>
+            <m:r>
+              <m:t>​</m:t>
+            </m:r>
+          </m:e>
+          <m:sup>
+            <m:r>
+              <m:t>2</m:t>
+            </m:r>
+          </m:sup>
+        </m:sSup>
+        <m:r>
+          <m:rPr>
+            <m:sty m:val="p"/>
+          </m:rPr>
+          <m:t>−</m:t>
+        </m:r>
+        <m:r>
+          <m:t>2</m:t>
+        </m:r>
+        <m:sSub>
+          <m:e>
+            <m:r>
+              <m:t>μ</m:t>
+            </m:r>
+          </m:e>
+          <m:sub>
+            <m:acc>
+              <m:accPr>
+                <m:chr m:val="̂"/>
+              </m:accPr>
+              <m:e>
+                <m:r>
+                  <m:t>θ</m:t>
+                </m:r>
+              </m:e>
+            </m:acc>
+          </m:sub>
+        </m:sSub>
+        <m:r>
+          <m:t>θ</m:t>
+        </m:r>
+        <m:r>
+          <m:rPr>
+            <m:sty m:val="p"/>
+          </m:rPr>
+          <m:t>+</m:t>
+        </m:r>
+        <m:sSup>
+          <m:e>
+            <m:r>
+              <m:t>θ</m:t>
+            </m:r>
+          </m:e>
+          <m:sup>
+            <m:r>
+              <m:t>2</m:t>
+            </m:r>
+          </m:sup>
+        </m:sSup>
+      </m:oMath>
+      <w:r>
+        <w:t xml:space="preserve">.</w:t>
+      </w:r>
+      <w:r>
+        <w:t xml:space="preserve"> </w:t>
+      </w:r>
+      <w:r>
+        <w:t xml:space="preserve">Add them and simplify:</w:t>
       </w:r>
     </w:p>
     <w:p>
       <w:pPr>
         <w:pStyle w:val="BodyText"/>
       </w:pPr>
-      <w:bookmarkStart w:id="59" w:name="eq-bias-sq-plus-var-exr-2"/>
+      <w:bookmarkStart w:id="60" w:name="eq-bias-sq-plus-var-exr-2"/>
       <m:oMathPara>
         <m:oMathParaPr>
           <m:jc m:val="center"/>
@@ -8548,23 +8975,13 @@
                       <m:grow/>
                     </m:dPr>
                     <m:e>
-                      <m:r>
-                        <m:rPr>
-                          <m:sty m:val="p"/>
-                        </m:rPr>
-                        <m:t>E</m:t>
-                      </m:r>
-                      <m:r>
-                        <m:t>​</m:t>
-                      </m:r>
-                      <m:d>
-                        <m:dPr>
-                          <m:begChr m:val="["/>
-                          <m:sepChr m:val=""/>
-                          <m:endChr m:val="]"/>
-                          <m:grow/>
-                        </m:dPr>
+                      <m:sSub>
                         <m:e>
+                          <m:r>
+                            <m:t>μ</m:t>
+                          </m:r>
+                        </m:e>
+                        <m:sub>
                           <m:acc>
                             <m:accPr>
                               <m:chr m:val="̂"/>
@@ -8575,11 +8992,8 @@
                               </m:r>
                             </m:e>
                           </m:acc>
-                        </m:e>
-                      </m:d>
-                      <m:r>
-                        <m:t>​</m:t>
-                      </m:r>
+                        </m:sub>
+                      </m:sSub>
                     </m:e>
                   </m:d>
                   <m:r>
@@ -8601,23 +9015,13 @@
               <m:r>
                 <m:t>2</m:t>
               </m:r>
-              <m:r>
-                <m:rPr>
-                  <m:sty m:val="p"/>
-                </m:rPr>
-                <m:t>E</m:t>
-              </m:r>
-              <m:r>
-                <m:t>​</m:t>
-              </m:r>
-              <m:d>
-                <m:dPr>
-                  <m:begChr m:val="["/>
-                  <m:sepChr m:val=""/>
-                  <m:endChr m:val="]"/>
-                  <m:grow/>
-                </m:dPr>
+              <m:sSub>
                 <m:e>
+                  <m:r>
+                    <m:t>μ</m:t>
+                  </m:r>
+                </m:e>
+                <m:sub>
                   <m:acc>
                     <m:accPr>
                       <m:chr m:val="̂"/>
@@ -8628,11 +9032,8 @@
                       </m:r>
                     </m:e>
                   </m:acc>
-                </m:e>
-              </m:d>
-              <m:r>
-                <m:t>​</m:t>
-              </m:r>
+                </m:sub>
+              </m:sSub>
               <m:r>
                 <m:t>θ</m:t>
               </m:r>
@@ -8729,23 +9130,13 @@
                       <m:grow/>
                     </m:dPr>
                     <m:e>
-                      <m:r>
-                        <m:rPr>
-                          <m:sty m:val="p"/>
-                        </m:rPr>
-                        <m:t>E</m:t>
-                      </m:r>
-                      <m:r>
-                        <m:t>​</m:t>
-                      </m:r>
-                      <m:d>
-                        <m:dPr>
-                          <m:begChr m:val="["/>
-                          <m:sepChr m:val=""/>
-                          <m:endChr m:val="]"/>
-                          <m:grow/>
-                        </m:dPr>
+                      <m:sSub>
                         <m:e>
+                          <m:r>
+                            <m:t>μ</m:t>
+                          </m:r>
+                        </m:e>
+                        <m:sub>
                           <m:acc>
                             <m:accPr>
                               <m:chr m:val="̂"/>
@@ -8756,11 +9147,8 @@
                               </m:r>
                             </m:e>
                           </m:acc>
-                        </m:e>
-                      </m:d>
-                      <m:r>
-                        <m:t>​</m:t>
-                      </m:r>
+                        </m:sub>
+                      </m:sSub>
                     </m:e>
                   </m:d>
                   <m:r>
@@ -8782,23 +9170,13 @@
               <m:r>
                 <m:t>2</m:t>
               </m:r>
-              <m:r>
-                <m:rPr>
-                  <m:sty m:val="p"/>
-                </m:rPr>
-                <m:t>E</m:t>
-              </m:r>
-              <m:r>
-                <m:t>​</m:t>
-              </m:r>
-              <m:d>
-                <m:dPr>
-                  <m:begChr m:val="["/>
-                  <m:sepChr m:val=""/>
-                  <m:endChr m:val="]"/>
-                  <m:grow/>
-                </m:dPr>
+              <m:sSub>
                 <m:e>
+                  <m:r>
+                    <m:t>μ</m:t>
+                  </m:r>
+                </m:e>
+                <m:sub>
                   <m:acc>
                     <m:accPr>
                       <m:chr m:val="̂"/>
@@ -8809,11 +9187,8 @@
                       </m:r>
                     </m:e>
                   </m:acc>
-                </m:e>
-              </m:d>
-              <m:r>
-                <m:t>​</m:t>
-              </m:r>
+                </m:sub>
+              </m:sSub>
               <m:r>
                 <m:t>θ</m:t>
               </m:r>
@@ -8901,23 +9276,13 @@
                       <m:grow/>
                     </m:dPr>
                     <m:e>
-                      <m:r>
-                        <m:rPr>
-                          <m:sty m:val="p"/>
-                        </m:rPr>
-                        <m:t>E</m:t>
-                      </m:r>
-                      <m:r>
-                        <m:t>​</m:t>
-                      </m:r>
-                      <m:d>
-                        <m:dPr>
-                          <m:begChr m:val="["/>
-                          <m:sepChr m:val=""/>
-                          <m:endChr m:val="]"/>
-                          <m:grow/>
-                        </m:dPr>
+                      <m:sSub>
                         <m:e>
+                          <m:r>
+                            <m:t>μ</m:t>
+                          </m:r>
+                        </m:e>
+                        <m:sub>
                           <m:acc>
                             <m:accPr>
                               <m:chr m:val="̂"/>
@@ -8928,11 +9293,8 @@
                               </m:r>
                             </m:e>
                           </m:acc>
-                        </m:e>
-                      </m:d>
-                      <m:r>
-                        <m:t>​</m:t>
-                      </m:r>
+                        </m:sub>
+                      </m:sSub>
                     </m:e>
                   </m:d>
                   <m:r>
@@ -9019,23 +9381,13 @@
               <m:r>
                 <m:t>2</m:t>
               </m:r>
-              <m:r>
-                <m:rPr>
-                  <m:sty m:val="p"/>
-                </m:rPr>
-                <m:t>E</m:t>
-              </m:r>
-              <m:r>
-                <m:t>​</m:t>
-              </m:r>
-              <m:d>
-                <m:dPr>
-                  <m:begChr m:val="["/>
-                  <m:sepChr m:val=""/>
-                  <m:endChr m:val="]"/>
-                  <m:grow/>
-                </m:dPr>
+              <m:sSub>
                 <m:e>
+                  <m:r>
+                    <m:t>μ</m:t>
+                  </m:r>
+                </m:e>
+                <m:sub>
                   <m:acc>
                     <m:accPr>
                       <m:chr m:val="̂"/>
@@ -9046,11 +9398,8 @@
                       </m:r>
                     </m:e>
                   </m:acc>
-                </m:e>
-              </m:d>
-              <m:r>
-                <m:t>​</m:t>
-              </m:r>
+                </m:sub>
+              </m:sSub>
               <m:r>
                 <m:t>θ</m:t>
               </m:r>
@@ -9091,23 +9440,13 @@
                       <m:grow/>
                     </m:dPr>
                     <m:e>
-                      <m:r>
-                        <m:rPr>
-                          <m:sty m:val="p"/>
-                        </m:rPr>
-                        <m:t>E</m:t>
-                      </m:r>
-                      <m:r>
-                        <m:t>​</m:t>
-                      </m:r>
-                      <m:d>
-                        <m:dPr>
-                          <m:begChr m:val="["/>
-                          <m:sepChr m:val=""/>
-                          <m:endChr m:val="]"/>
-                          <m:grow/>
-                        </m:dPr>
+                      <m:sSub>
                         <m:e>
+                          <m:r>
+                            <m:t>μ</m:t>
+                          </m:r>
+                        </m:e>
+                        <m:sub>
                           <m:acc>
                             <m:accPr>
                               <m:chr m:val="̂"/>
@@ -9118,11 +9457,8 @@
                               </m:r>
                             </m:e>
                           </m:acc>
-                        </m:e>
-                      </m:d>
-                      <m:r>
-                        <m:t>​</m:t>
-                      </m:r>
+                        </m:sub>
+                      </m:sSub>
                     </m:e>
                   </m:d>
                   <m:r>
@@ -9154,23 +9490,13 @@
                       <m:grow/>
                     </m:dPr>
                     <m:e>
-                      <m:r>
-                        <m:rPr>
-                          <m:sty m:val="p"/>
-                        </m:rPr>
-                        <m:t>E</m:t>
-                      </m:r>
-                      <m:r>
-                        <m:t>​</m:t>
-                      </m:r>
-                      <m:d>
-                        <m:dPr>
-                          <m:begChr m:val="["/>
-                          <m:sepChr m:val=""/>
-                          <m:endChr m:val="]"/>
-                          <m:grow/>
-                        </m:dPr>
+                      <m:sSub>
                         <m:e>
+                          <m:r>
+                            <m:t>μ</m:t>
+                          </m:r>
+                        </m:e>
+                        <m:sub>
                           <m:acc>
                             <m:accPr>
                               <m:chr m:val="̂"/>
@@ -9181,11 +9507,8 @@
                               </m:r>
                             </m:e>
                           </m:acc>
-                        </m:e>
-                      </m:d>
-                      <m:r>
-                        <m:t>​</m:t>
-                      </m:r>
+                        </m:sub>
+                      </m:sSub>
                     </m:e>
                   </m:d>
                   <m:r>
@@ -9272,23 +9595,13 @@
               <m:r>
                 <m:t>2</m:t>
               </m:r>
-              <m:r>
-                <m:rPr>
-                  <m:sty m:val="p"/>
-                </m:rPr>
-                <m:t>E</m:t>
-              </m:r>
-              <m:r>
-                <m:t>​</m:t>
-              </m:r>
-              <m:d>
-                <m:dPr>
-                  <m:begChr m:val="["/>
-                  <m:sepChr m:val=""/>
-                  <m:endChr m:val="]"/>
-                  <m:grow/>
-                </m:dPr>
+              <m:sSub>
                 <m:e>
+                  <m:r>
+                    <m:t>μ</m:t>
+                  </m:r>
+                </m:e>
+                <m:sub>
                   <m:acc>
                     <m:accPr>
                       <m:chr m:val="̂"/>
@@ -9299,11 +9612,8 @@
                       </m:r>
                     </m:e>
                   </m:acc>
-                </m:e>
-              </m:d>
-              <m:r>
-                <m:t>​</m:t>
-              </m:r>
+                </m:sub>
+              </m:sSub>
               <m:r>
                 <m:t>θ</m:t>
               </m:r>
@@ -9355,23 +9665,13 @@
                           <m:grow/>
                         </m:dPr>
                         <m:e>
-                          <m:r>
-                            <m:rPr>
-                              <m:sty m:val="p"/>
-                            </m:rPr>
-                            <m:t>E</m:t>
-                          </m:r>
-                          <m:r>
-                            <m:t>​</m:t>
-                          </m:r>
-                          <m:d>
-                            <m:dPr>
-                              <m:begChr m:val="["/>
-                              <m:sepChr m:val=""/>
-                              <m:endChr m:val="]"/>
-                              <m:grow/>
-                            </m:dPr>
+                          <m:sSub>
                             <m:e>
+                              <m:r>
+                                <m:t>μ</m:t>
+                              </m:r>
+                            </m:e>
+                            <m:sub>
                               <m:acc>
                                 <m:accPr>
                                   <m:chr m:val="̂"/>
@@ -9382,11 +9682,8 @@
                                   </m:r>
                                 </m:e>
                               </m:acc>
-                            </m:e>
-                          </m:d>
-                          <m:r>
-                            <m:t>​</m:t>
-                          </m:r>
+                            </m:sub>
+                          </m:sSub>
                         </m:e>
                       </m:d>
                       <m:r>
@@ -9418,23 +9715,13 @@
                           <m:grow/>
                         </m:dPr>
                         <m:e>
-                          <m:r>
-                            <m:rPr>
-                              <m:sty m:val="p"/>
-                            </m:rPr>
-                            <m:t>E</m:t>
-                          </m:r>
-                          <m:r>
-                            <m:t>​</m:t>
-                          </m:r>
-                          <m:d>
-                            <m:dPr>
-                              <m:begChr m:val="["/>
-                              <m:sepChr m:val=""/>
-                              <m:endChr m:val="]"/>
-                              <m:grow/>
-                            </m:dPr>
+                          <m:sSub>
                             <m:e>
+                              <m:r>
+                                <m:t>μ</m:t>
+                              </m:r>
+                            </m:e>
+                            <m:sub>
                               <m:acc>
                                 <m:accPr>
                                   <m:chr m:val="̂"/>
@@ -9445,11 +9732,8 @@
                                   </m:r>
                                 </m:e>
                               </m:acc>
-                            </m:e>
-                          </m:d>
-                          <m:r>
-                            <m:t>​</m:t>
-                          </m:r>
+                            </m:sub>
+                          </m:sSub>
                         </m:e>
                       </m:d>
                       <m:r>
@@ -9541,23 +9825,13 @@
               <m:r>
                 <m:t>2</m:t>
               </m:r>
-              <m:r>
-                <m:rPr>
-                  <m:sty m:val="p"/>
-                </m:rPr>
-                <m:t>E</m:t>
-              </m:r>
-              <m:r>
-                <m:t>​</m:t>
-              </m:r>
-              <m:d>
-                <m:dPr>
-                  <m:begChr m:val="["/>
-                  <m:sepChr m:val=""/>
-                  <m:endChr m:val="]"/>
-                  <m:grow/>
-                </m:dPr>
+              <m:sSub>
                 <m:e>
+                  <m:r>
+                    <m:t>μ</m:t>
+                  </m:r>
+                </m:e>
+                <m:sub>
                   <m:acc>
                     <m:accPr>
                       <m:chr m:val="̂"/>
@@ -9568,11 +9842,8 @@
                       </m:r>
                     </m:e>
                   </m:acc>
-                </m:e>
-              </m:d>
-              <m:r>
-                <m:t>​</m:t>
-              </m:r>
+                </m:sub>
+              </m:sSub>
               <m:r>
                 <m:t>θ</m:t>
               </m:r>
@@ -9705,23 +9976,13 @@
               <m:r>
                 <m:t>2</m:t>
               </m:r>
-              <m:r>
-                <m:rPr>
-                  <m:sty m:val="p"/>
-                </m:rPr>
-                <m:t>E</m:t>
-              </m:r>
-              <m:r>
-                <m:t>​</m:t>
-              </m:r>
-              <m:d>
-                <m:dPr>
-                  <m:begChr m:val="["/>
-                  <m:sepChr m:val=""/>
-                  <m:endChr m:val="]"/>
-                  <m:grow/>
-                </m:dPr>
+              <m:sSub>
                 <m:e>
+                  <m:r>
+                    <m:t>μ</m:t>
+                  </m:r>
+                </m:e>
+                <m:sub>
                   <m:acc>
                     <m:accPr>
                       <m:chr m:val="̂"/>
@@ -9732,11 +9993,8 @@
                       </m:r>
                     </m:e>
                   </m:acc>
-                </m:e>
-              </m:d>
-              <m:r>
-                <m:t>​</m:t>
-              </m:r>
+                </m:sub>
+              </m:sSub>
               <m:r>
                 <m:t>θ</m:t>
               </m:r>
@@ -9821,10 +10079,10 @@
           </m:r>
         </m:oMath>
       </m:oMathPara>
-      <w:bookmarkEnd w:id="59"/>
+      <w:bookmarkEnd w:id="60"/>
     </w:p>
-    <w:bookmarkEnd w:id="60"/>
-    <w:bookmarkStart w:id="61" w:name="thm-bias-sq-plus-var"/>
+    <w:bookmarkEnd w:id="61"/>
+    <w:bookmarkStart w:id="62" w:name="thm-bias-sq-plus-var"/>
     <w:p>
       <w:pPr>
         <w:pStyle w:val="FirstParagraph"/>
@@ -10097,7 +10355,7 @@
         </m:oMath>
       </m:oMathPara>
     </w:p>
-    <w:bookmarkEnd w:id="61"/>
+    <w:bookmarkEnd w:id="62"/>
     <w:p>
       <w:pPr>
         <w:pStyle w:val="FirstParagraph"/>
@@ -10164,7 +10422,7 @@
         <w:t xml:space="preserve">.</w:t>
       </w:r>
     </w:p>
-    <w:bookmarkStart w:id="62" w:name="exr-mse-expand"/>
+    <w:bookmarkStart w:id="63" w:name="exr-mse-expand"/>
     <w:p>
       <w:pPr>
         <w:pStyle w:val="BodyText"/>
@@ -10180,7 +10438,7 @@
         <w:t xml:space="preserve"> </w:t>
       </w:r>
       <w:r>
-        <w:t xml:space="preserve">Write the</w:t>
+        <w:t xml:space="preserve">Derive an expression for the</w:t>
       </w:r>
       <w:r>
         <w:t xml:space="preserve"> </w:t>
@@ -10337,8 +10595,8 @@
         <w:t xml:space="preserve">.</w:t>
       </w:r>
     </w:p>
-    <w:bookmarkEnd w:id="62"/>
-    <w:bookmarkStart w:id="63" w:name="sol-mse-expand"/>
+    <w:bookmarkEnd w:id="63"/>
+    <w:bookmarkStart w:id="64" w:name="sol-mse-expand"/>
     <w:p>
       <w:pPr>
         <w:pStyle w:val="BodyText"/>
@@ -11142,8 +11400,8 @@
         </m:oMath>
       </m:oMathPara>
     </w:p>
-    <w:bookmarkEnd w:id="63"/>
-    <w:bookmarkStart w:id="64" w:name="thm-mse-expand"/>
+    <w:bookmarkEnd w:id="64"/>
+    <w:bookmarkStart w:id="65" w:name="thm-mse-expand"/>
     <w:p>
       <w:pPr>
         <w:pStyle w:val="FirstParagraph"/>
@@ -11370,7 +11628,7 @@
         </m:oMath>
       </m:oMathPara>
     </w:p>
-    <w:bookmarkEnd w:id="64"/>
+    <w:bookmarkEnd w:id="65"/>
     <w:p>
       <w:pPr>
         <w:pStyle w:val="FirstParagraph"/>
@@ -11417,7 +11675,7 @@
         <w:t xml:space="preserve">.</w:t>
       </w:r>
     </w:p>
-    <w:bookmarkStart w:id="66" w:name="thm-mse-bias-variance"/>
+    <w:bookmarkStart w:id="67" w:name="thm-mse-bias-variance"/>
     <w:p>
       <w:pPr>
         <w:pStyle w:val="BodyText"/>
@@ -11458,7 +11716,7 @@
       <w:pPr>
         <w:pStyle w:val="BodyText"/>
       </w:pPr>
-      <w:bookmarkStart w:id="65" w:name="eq-mse"/>
+      <w:bookmarkStart w:id="66" w:name="eq-mse"/>
       <m:oMathPara>
         <m:oMathParaPr>
           <m:jc m:val="center"/>
@@ -11617,9 +11875,9 @@
           </m:r>
         </m:oMath>
       </m:oMathPara>
-      <w:bookmarkEnd w:id="65"/>
+      <w:bookmarkEnd w:id="66"/>
     </w:p>
-    <w:bookmarkEnd w:id="66"/>
+    <w:bookmarkEnd w:id="67"/>
     <w:p>
       <w:pPr>
         <w:pStyle w:val="FirstParagraph"/>
@@ -11935,7 +12193,7 @@
         <w:t xml:space="preserve">so they are equal to each other.</w:t>
       </w:r>
     </w:p>
-    <w:bookmarkStart w:id="69" w:name="rem-mse-bias-variance-prediction"/>
+    <w:bookmarkStart w:id="70" w:name="rem-mse-bias-variance-prediction"/>
     <w:p>
       <w:pPr>
         <w:pStyle w:val="BodyText"/>
@@ -12055,7 +12313,7 @@
       <w:r>
         <w:t xml:space="preserve"> </w:t>
       </w:r>
-      <w:hyperlink r:id="rId67">
+      <w:hyperlink r:id="rId68">
         <w:r>
           <w:rPr>
             <w:rStyle w:val="Hyperlink"/>
@@ -12078,7 +12336,7 @@
       <w:r>
         <w:t xml:space="preserve"> </w:t>
       </w:r>
-      <w:hyperlink r:id="rId68">
+      <w:hyperlink r:id="rId69">
         <w:r>
           <w:rPr>
             <w:rStyle w:val="Hyperlink"/>
@@ -12099,8 +12357,8 @@
         <w:t xml:space="preserve">No choice of prediction can remove the extra term.</w:t>
       </w:r>
     </w:p>
-    <w:bookmarkEnd w:id="69"/>
-    <w:bookmarkStart w:id="71" w:name="exm-mse-sample-mean"/>
+    <w:bookmarkEnd w:id="70"/>
+    <w:bookmarkStart w:id="72" w:name="exm-mse-sample-mean"/>
     <w:p>
       <w:pPr>
         <w:pStyle w:val="FirstParagraph"/>
@@ -13036,36 +13294,36 @@
                     </m:rPr>
                     <m:t>Var</m:t>
                   </m:r>
+                  <m:r>
+                    <m:t>​</m:t>
+                  </m:r>
+                  <m:d>
+                    <m:dPr>
+                      <m:begChr m:val="("/>
+                      <m:sepChr m:val=""/>
+                      <m:endChr m:val=")"/>
+                      <m:grow/>
+                    </m:dPr>
+                    <m:e>
+                      <m:sSub>
+                        <m:e>
+                          <m:r>
+                            <m:t>X</m:t>
+                          </m:r>
+                        </m:e>
+                        <m:sub>
+                          <m:r>
+                            <m:t>i</m:t>
+                          </m:r>
+                        </m:sub>
+                      </m:sSub>
+                    </m:e>
+                  </m:d>
+                  <m:r>
+                    <m:t>​</m:t>
+                  </m:r>
                 </m:e>
               </m:nary>
-              <m:r>
-                <m:t>​</m:t>
-              </m:r>
-              <m:d>
-                <m:dPr>
-                  <m:begChr m:val="("/>
-                  <m:sepChr m:val=""/>
-                  <m:endChr m:val=")"/>
-                  <m:grow/>
-                </m:dPr>
-                <m:e>
-                  <m:sSub>
-                    <m:e>
-                      <m:r>
-                        <m:t>X</m:t>
-                      </m:r>
-                    </m:e>
-                    <m:sub>
-                      <m:r>
-                        <m:t>i</m:t>
-                      </m:r>
-                    </m:sub>
-                  </m:sSub>
-                </m:e>
-              </m:d>
-              <m:r>
-                <m:t>​</m:t>
-              </m:r>
               <m:r>
                 <m:t>&amp;</m:t>
               </m:r>
@@ -13466,36 +13724,36 @@
               </m:rPr>
               <m:t>Var</m:t>
             </m:r>
+            <m:r>
+              <m:t>​</m:t>
+            </m:r>
+            <m:d>
+              <m:dPr>
+                <m:begChr m:val="("/>
+                <m:sepChr m:val=""/>
+                <m:endChr m:val=")"/>
+                <m:grow/>
+              </m:dPr>
+              <m:e>
+                <m:sSub>
+                  <m:e>
+                    <m:r>
+                      <m:t>X</m:t>
+                    </m:r>
+                  </m:e>
+                  <m:sub>
+                    <m:r>
+                      <m:t>i</m:t>
+                    </m:r>
+                  </m:sub>
+                </m:sSub>
+              </m:e>
+            </m:d>
+            <m:r>
+              <m:t>​</m:t>
+            </m:r>
           </m:e>
         </m:nary>
-        <m:r>
-          <m:t>​</m:t>
-        </m:r>
-        <m:d>
-          <m:dPr>
-            <m:begChr m:val="("/>
-            <m:sepChr m:val=""/>
-            <m:endChr m:val=")"/>
-            <m:grow/>
-          </m:dPr>
-          <m:e>
-            <m:sSub>
-              <m:e>
-                <m:r>
-                  <m:t>X</m:t>
-                </m:r>
-              </m:e>
-              <m:sub>
-                <m:r>
-                  <m:t>i</m:t>
-                </m:r>
-              </m:sub>
-            </m:sSub>
-          </m:e>
-        </m:d>
-        <m:r>
-          <m:t>​</m:t>
-        </m:r>
       </m:oMath>
       <w:r>
         <w:t xml:space="preserve"> </w:t>
@@ -13512,7 +13770,7 @@
       <w:r>
         <w:t xml:space="preserve"> </w:t>
       </w:r>
-      <w:hyperlink r:id="rId70">
+      <w:hyperlink r:id="rId71">
         <w:r>
           <w:rPr>
             <w:rStyle w:val="Hyperlink"/>
@@ -13810,8 +14068,8 @@
         <w:t xml:space="preserve">’s.</w:t>
       </w:r>
     </w:p>
-    <w:bookmarkEnd w:id="71"/>
-    <w:bookmarkStart w:id="72" w:name="def-rmse"/>
+    <w:bookmarkEnd w:id="72"/>
+    <w:bookmarkStart w:id="73" w:name="def-rmse"/>
     <w:p>
       <w:pPr>
         <w:pStyle w:val="BodyText"/>
@@ -14023,8 +14281,8 @@
         <w:t xml:space="preserve">.</w:t>
       </w:r>
     </w:p>
-    <w:bookmarkEnd w:id="72"/>
-    <w:bookmarkStart w:id="73" w:name="exm-rmse-sample-mean"/>
+    <w:bookmarkEnd w:id="73"/>
+    <w:bookmarkStart w:id="74" w:name="exm-rmse-sample-mean"/>
     <w:p>
       <w:pPr>
         <w:pStyle w:val="BodyText"/>
@@ -14112,8 +14370,8 @@
         <w:t xml:space="preserve">.</w:t>
       </w:r>
     </w:p>
-    <w:bookmarkEnd w:id="73"/>
-    <w:bookmarkStart w:id="74" w:name="rem-rmse-units"/>
+    <w:bookmarkEnd w:id="74"/>
+    <w:bookmarkStart w:id="75" w:name="rem-rmse-units"/>
     <w:p>
       <w:pPr>
         <w:pStyle w:val="BodyText"/>
@@ -14132,7 +14390,7 @@
         <w:t xml:space="preserve">The pRMSE has the same units as the estimand.</w:t>
       </w:r>
     </w:p>
-    <w:bookmarkEnd w:id="74"/>
+    <w:bookmarkEnd w:id="75"/>
     <w:p>
       <w:pPr>
         <w:pStyle w:val="BodyText"/>
@@ -14147,8 +14405,8 @@
         <w:t xml:space="preserve">covers mean squared error.</w:t>
       </w:r>
     </w:p>
-    <w:bookmarkEnd w:id="75"/>
-    <w:bookmarkStart w:id="89" w:name="sec-unbiased-estimators"/>
+    <w:bookmarkEnd w:id="76"/>
+    <w:bookmarkStart w:id="90" w:name="sec-unbiased-estimators"/>
     <w:p>
       <w:pPr>
         <w:pStyle w:val="Heading3"/>
@@ -14157,7 +14415,7 @@
         <w:t xml:space="preserve">3.6 Unbiased estimators</w:t>
       </w:r>
     </w:p>
-    <w:bookmarkStart w:id="76" w:name="def-unbiased"/>
+    <w:bookmarkStart w:id="77" w:name="def-unbiased"/>
     <w:p>
       <w:pPr>
         <w:pStyle w:val="FirstParagraph"/>
@@ -14283,8 +14541,8 @@
         </m:oMath>
       </m:oMathPara>
     </w:p>
-    <w:bookmarkEnd w:id="76"/>
-    <w:bookmarkStart w:id="77" w:name="def-biased"/>
+    <w:bookmarkEnd w:id="77"/>
+    <w:bookmarkStart w:id="78" w:name="def-biased"/>
     <w:p>
       <w:pPr>
         <w:pStyle w:val="FirstParagraph"/>
@@ -14410,8 +14668,8 @@
         </m:oMath>
       </m:oMathPara>
     </w:p>
-    <w:bookmarkEnd w:id="77"/>
-    <w:bookmarkStart w:id="78" w:name="exm-unbiased-sample-mean"/>
+    <w:bookmarkEnd w:id="78"/>
+    <w:bookmarkStart w:id="79" w:name="exm-unbiased-sample-mean"/>
     <w:p>
       <w:pPr>
         <w:pStyle w:val="FirstParagraph"/>
@@ -14625,8 +14883,8 @@
         <w:t xml:space="preserve">.</w:t>
       </w:r>
     </w:p>
-    <w:bookmarkEnd w:id="78"/>
-    <w:bookmarkStart w:id="80" w:name="exm-biased-variance-mle"/>
+    <w:bookmarkEnd w:id="79"/>
+    <w:bookmarkStart w:id="81" w:name="exm-biased-variance-mle"/>
     <w:p>
       <w:pPr>
         <w:pStyle w:val="BodyText"/>
@@ -14804,7 +15062,7 @@
       <w:r>
         <w:t xml:space="preserve"> </w:t>
       </w:r>
-      <w:hyperlink r:id="rId79">
+      <w:hyperlink r:id="rId80">
         <w:r>
           <w:rPr>
             <w:rStyle w:val="Hyperlink"/>
@@ -17352,41 +17610,41 @@
                     </m:rPr>
                     <m:t>E</m:t>
                   </m:r>
+                  <m:r>
+                    <m:t>​</m:t>
+                  </m:r>
+                  <m:d>
+                    <m:dPr>
+                      <m:begChr m:val="["/>
+                      <m:sepChr m:val=""/>
+                      <m:endChr m:val="]"/>
+                      <m:grow/>
+                    </m:dPr>
+                    <m:e>
+                      <m:sSubSup>
+                        <m:e>
+                          <m:r>
+                            <m:t>X</m:t>
+                          </m:r>
+                        </m:e>
+                        <m:sub>
+                          <m:r>
+                            <m:t>i</m:t>
+                          </m:r>
+                        </m:sub>
+                        <m:sup>
+                          <m:r>
+                            <m:t>2</m:t>
+                          </m:r>
+                        </m:sup>
+                      </m:sSubSup>
+                    </m:e>
+                  </m:d>
+                  <m:r>
+                    <m:t>​</m:t>
+                  </m:r>
                 </m:e>
               </m:nary>
-              <m:r>
-                <m:t>​</m:t>
-              </m:r>
-              <m:d>
-                <m:dPr>
-                  <m:begChr m:val="["/>
-                  <m:sepChr m:val=""/>
-                  <m:endChr m:val="]"/>
-                  <m:grow/>
-                </m:dPr>
-                <m:e>
-                  <m:sSubSup>
-                    <m:e>
-                      <m:r>
-                        <m:t>X</m:t>
-                      </m:r>
-                    </m:e>
-                    <m:sub>
-                      <m:r>
-                        <m:t>i</m:t>
-                      </m:r>
-                    </m:sub>
-                    <m:sup>
-                      <m:r>
-                        <m:t>2</m:t>
-                      </m:r>
-                    </m:sup>
-                  </m:sSubSup>
-                </m:e>
-              </m:d>
-              <m:r>
-                <m:t>​</m:t>
-              </m:r>
               <m:r>
                 <m:rPr>
                   <m:sty m:val="p"/>
@@ -17494,41 +17752,41 @@
                     </m:rPr>
                     <m:t>E</m:t>
                   </m:r>
+                  <m:r>
+                    <m:t>​</m:t>
+                  </m:r>
+                  <m:d>
+                    <m:dPr>
+                      <m:begChr m:val="["/>
+                      <m:sepChr m:val=""/>
+                      <m:endChr m:val="]"/>
+                      <m:grow/>
+                    </m:dPr>
+                    <m:e>
+                      <m:sSubSup>
+                        <m:e>
+                          <m:r>
+                            <m:t>X</m:t>
+                          </m:r>
+                        </m:e>
+                        <m:sub>
+                          <m:r>
+                            <m:t>i</m:t>
+                          </m:r>
+                        </m:sub>
+                        <m:sup>
+                          <m:r>
+                            <m:t>2</m:t>
+                          </m:r>
+                        </m:sup>
+                      </m:sSubSup>
+                    </m:e>
+                  </m:d>
+                  <m:r>
+                    <m:t>​</m:t>
+                  </m:r>
                 </m:e>
               </m:nary>
-              <m:r>
-                <m:t>​</m:t>
-              </m:r>
-              <m:d>
-                <m:dPr>
-                  <m:begChr m:val="["/>
-                  <m:sepChr m:val=""/>
-                  <m:endChr m:val="]"/>
-                  <m:grow/>
-                </m:dPr>
-                <m:e>
-                  <m:sSubSup>
-                    <m:e>
-                      <m:r>
-                        <m:t>X</m:t>
-                      </m:r>
-                    </m:e>
-                    <m:sub>
-                      <m:r>
-                        <m:t>i</m:t>
-                      </m:r>
-                    </m:sub>
-                    <m:sup>
-                      <m:r>
-                        <m:t>2</m:t>
-                      </m:r>
-                    </m:sup>
-                  </m:sSubSup>
-                </m:e>
-              </m:d>
-              <m:r>
-                <m:t>​</m:t>
-              </m:r>
               <m:r>
                 <m:rPr>
                   <m:sty m:val="p"/>
@@ -19976,8 +20234,8 @@
         <w:t xml:space="preserve">grows.</w:t>
       </w:r>
     </w:p>
-    <w:bookmarkEnd w:id="80"/>
-    <w:bookmarkStart w:id="81" w:name="exr-unbiased-exp"/>
+    <w:bookmarkEnd w:id="81"/>
+    <w:bookmarkStart w:id="82" w:name="exr-unbiased-exp"/>
     <w:p>
       <w:pPr>
         <w:pStyle w:val="BodyText"/>
@@ -20108,8 +20366,8 @@
         <w:t xml:space="preserve">.</w:t>
       </w:r>
     </w:p>
-    <w:bookmarkEnd w:id="81"/>
-    <w:bookmarkStart w:id="82" w:name="sol-unbiased-exp"/>
+    <w:bookmarkEnd w:id="82"/>
+    <w:bookmarkStart w:id="83" w:name="sol-unbiased-exp"/>
     <w:p>
       <w:pPr>
         <w:pStyle w:val="BodyText"/>
@@ -20334,8 +20592,8 @@
         <w:t xml:space="preserve">.</w:t>
       </w:r>
     </w:p>
-    <w:bookmarkEnd w:id="82"/>
-    <w:bookmarkStart w:id="83" w:name="exr-unbiased-mse"/>
+    <w:bookmarkEnd w:id="83"/>
+    <w:bookmarkStart w:id="84" w:name="exr-unbiased-mse"/>
     <w:p>
       <w:pPr>
         <w:pStyle w:val="BodyText"/>
@@ -20429,8 +20687,8 @@
         <w:t xml:space="preserve">in terms of its variance.</w:t>
       </w:r>
     </w:p>
-    <w:bookmarkEnd w:id="83"/>
-    <w:bookmarkStart w:id="84" w:name="sol-unbiased-mse"/>
+    <w:bookmarkEnd w:id="84"/>
+    <w:bookmarkStart w:id="85" w:name="sol-unbiased-mse"/>
     <w:p>
       <w:pPr>
         <w:pStyle w:val="BodyText"/>
@@ -20769,8 +21027,8 @@
         </m:oMath>
       </m:oMathPara>
     </w:p>
-    <w:bookmarkEnd w:id="84"/>
-    <w:bookmarkStart w:id="87" w:name="thm-unbiased-props"/>
+    <w:bookmarkEnd w:id="85"/>
+    <w:bookmarkStart w:id="88" w:name="thm-unbiased-props"/>
     <w:p>
       <w:pPr>
         <w:pStyle w:val="FirstParagraph"/>
@@ -20842,7 +21100,7 @@
       <w:pPr>
         <w:pStyle w:val="BodyText"/>
       </w:pPr>
-      <w:bookmarkStart w:id="85" w:name="eq-unbiased-exp"/>
+      <w:bookmarkStart w:id="86" w:name="eq-unbiased-exp"/>
       <m:oMathPara>
         <m:oMathParaPr>
           <m:jc m:val="center"/>
@@ -20909,13 +21167,13 @@
           </m:r>
         </m:oMath>
       </m:oMathPara>
-      <w:bookmarkEnd w:id="85"/>
+      <w:bookmarkEnd w:id="86"/>
     </w:p>
     <w:p>
       <w:pPr>
         <w:pStyle w:val="FirstParagraph"/>
       </w:pPr>
-      <w:bookmarkStart w:id="86" w:name="eq-unbiased-mse"/>
+      <w:bookmarkStart w:id="87" w:name="eq-unbiased-mse"/>
       <m:oMathPara>
         <m:oMathParaPr>
           <m:jc m:val="center"/>
@@ -21011,9 +21269,9 @@
           </m:r>
         </m:oMath>
       </m:oMathPara>
-      <w:bookmarkEnd w:id="86"/>
+      <w:bookmarkEnd w:id="87"/>
     </w:p>
-    <w:bookmarkEnd w:id="87"/>
+    <w:bookmarkEnd w:id="88"/>
     <w:p>
       <w:pPr>
         <w:pStyle w:val="FirstParagraph"/>
@@ -21104,7 +21362,7 @@
       <w:r>
         <w:t xml:space="preserve"> </w:t>
       </w:r>
-      <w:hyperlink r:id="rId88">
+      <w:hyperlink r:id="rId89">
         <w:r>
           <w:rPr>
             <w:rStyle w:val="Hyperlink"/>
@@ -21131,8 +21389,8 @@
         <w:t xml:space="preserve">.</w:t>
       </w:r>
     </w:p>
-    <w:bookmarkEnd w:id="89"/>
-    <w:bookmarkStart w:id="92" w:name="mean-absolute-error"/>
+    <w:bookmarkEnd w:id="90"/>
+    <w:bookmarkStart w:id="93" w:name="mean-absolute-error"/>
     <w:p>
       <w:pPr>
         <w:pStyle w:val="Heading3"/>
@@ -21141,7 +21399,7 @@
         <w:t xml:space="preserve">3.7 Population mean absolute error</w:t>
       </w:r>
     </w:p>
-    <w:bookmarkStart w:id="90" w:name="def-mae"/>
+    <w:bookmarkStart w:id="91" w:name="def-mae"/>
     <w:p>
       <w:pPr>
         <w:pStyle w:val="FirstParagraph"/>
@@ -21368,8 +21626,8 @@
         <w:t xml:space="preserve">.</w:t>
       </w:r>
     </w:p>
-    <w:bookmarkEnd w:id="90"/>
-    <w:bookmarkStart w:id="91" w:name="exm-mae-gaussian"/>
+    <w:bookmarkEnd w:id="91"/>
+    <w:bookmarkStart w:id="92" w:name="exm-mae-gaussian"/>
     <w:p>
       <w:pPr>
         <w:pStyle w:val="BodyText"/>
@@ -23775,9 +24033,9 @@
         <w:t xml:space="preserve">).</w:t>
       </w:r>
     </w:p>
-    <w:bookmarkEnd w:id="91"/>
     <w:bookmarkEnd w:id="92"/>
-    <w:bookmarkStart w:id="106" w:name="standard-error"/>
+    <w:bookmarkEnd w:id="93"/>
+    <w:bookmarkStart w:id="107" w:name="standard-error"/>
     <w:p>
       <w:pPr>
         <w:pStyle w:val="Heading3"/>
@@ -23786,7 +24044,7 @@
         <w:t xml:space="preserve">3.8 Standard error</w:t>
       </w:r>
     </w:p>
-    <w:bookmarkStart w:id="94" w:name="def-SE"/>
+    <w:bookmarkStart w:id="95" w:name="def-SE"/>
     <w:p>
       <w:pPr>
         <w:pStyle w:val="FirstParagraph"/>
@@ -23844,7 +24102,7 @@
       <w:r>
         <w:t xml:space="preserve"> </w:t>
       </w:r>
-      <w:hyperlink r:id="rId93">
+      <w:hyperlink r:id="rId94">
         <w:r>
           <w:rPr>
             <w:rStyle w:val="Hyperlink"/>
@@ -23989,8 +24247,8 @@
         <w:t xml:space="preserve">.</w:t>
       </w:r>
     </w:p>
-    <w:bookmarkEnd w:id="94"/>
-    <w:bookmarkStart w:id="95" w:name="exm-SE-sample-mean"/>
+    <w:bookmarkEnd w:id="95"/>
+    <w:bookmarkStart w:id="96" w:name="exm-SE-sample-mean"/>
     <w:p>
       <w:pPr>
         <w:pStyle w:val="BodyText"/>
@@ -24302,8 +24560,8 @@
         <w:t xml:space="preserve">.</w:t>
       </w:r>
     </w:p>
-    <w:bookmarkEnd w:id="95"/>
-    <w:bookmarkStart w:id="96" w:name="exr-se-error-sd"/>
+    <w:bookmarkEnd w:id="96"/>
+    <w:bookmarkStart w:id="97" w:name="exr-se-error-sd"/>
     <w:p>
       <w:pPr>
         <w:pStyle w:val="BodyText"/>
@@ -24324,7 +24582,7 @@
       <w:r>
         <w:t xml:space="preserve"> </w:t>
       </w:r>
-      <w:hyperlink r:id="rId93">
+      <w:hyperlink r:id="rId94">
         <w:r>
           <w:rPr>
             <w:rStyle w:val="Hyperlink"/>
@@ -24425,8 +24683,8 @@
         <w:t xml:space="preserve">.</w:t>
       </w:r>
     </w:p>
-    <w:bookmarkEnd w:id="96"/>
-    <w:bookmarkStart w:id="97" w:name="sol-se-error-sd"/>
+    <w:bookmarkEnd w:id="97"/>
+    <w:bookmarkStart w:id="98" w:name="sol-se-error-sd"/>
     <w:p>
       <w:pPr>
         <w:pStyle w:val="BodyText"/>
@@ -24793,8 +25051,8 @@
         </m:oMath>
       </m:oMathPara>
     </w:p>
-    <w:bookmarkEnd w:id="97"/>
-    <w:bookmarkStart w:id="98" w:name="thm-se-error-sd"/>
+    <w:bookmarkEnd w:id="98"/>
+    <w:bookmarkStart w:id="99" w:name="thm-se-error-sd"/>
     <w:p>
       <w:pPr>
         <w:pStyle w:val="FirstParagraph"/>
@@ -24908,7 +25166,7 @@
         </m:oMath>
       </m:oMathPara>
     </w:p>
-    <w:bookmarkEnd w:id="98"/>
+    <w:bookmarkEnd w:id="99"/>
     <w:p>
       <w:pPr>
         <w:pStyle w:val="FirstParagraph"/>
@@ -24941,7 +25199,7 @@
         <w:t xml:space="preserve">.</w:t>
       </w:r>
     </w:p>
-    <w:bookmarkStart w:id="99" w:name="rem-standard-error-name"/>
+    <w:bookmarkStart w:id="100" w:name="rem-standard-error-name"/>
     <w:p>
       <w:pPr>
         <w:pStyle w:val="BodyText"/>
@@ -25051,8 +25309,8 @@
         <w:t xml:space="preserve">so they come up often enough to deserve their own name.</w:t>
       </w:r>
     </w:p>
-    <w:bookmarkEnd w:id="99"/>
-    <w:bookmarkStart w:id="100" w:name="exr-var-mse-bias"/>
+    <w:bookmarkEnd w:id="100"/>
+    <w:bookmarkStart w:id="101" w:name="exr-var-mse-bias"/>
     <w:p>
       <w:pPr>
         <w:pStyle w:val="BodyText"/>
@@ -25222,8 +25480,8 @@
         <w:t xml:space="preserve">.</w:t>
       </w:r>
     </w:p>
-    <w:bookmarkEnd w:id="100"/>
-    <w:bookmarkStart w:id="101" w:name="sol-var-mse-bias"/>
+    <w:bookmarkEnd w:id="101"/>
+    <w:bookmarkStart w:id="102" w:name="sol-var-mse-bias"/>
     <w:p>
       <w:pPr>
         <w:pStyle w:val="BodyText"/>
@@ -26150,8 +26408,8 @@
         </m:oMath>
       </m:oMathPara>
     </w:p>
-    <w:bookmarkEnd w:id="101"/>
-    <w:bookmarkStart w:id="102" w:name="cor-var-mse-bias"/>
+    <w:bookmarkEnd w:id="102"/>
+    <w:bookmarkStart w:id="103" w:name="cor-var-mse-bias"/>
     <w:p>
       <w:pPr>
         <w:pStyle w:val="FirstParagraph"/>
@@ -26346,7 +26604,7 @@
         </m:oMath>
       </m:oMathPara>
     </w:p>
-    <w:bookmarkEnd w:id="102"/>
+    <w:bookmarkEnd w:id="103"/>
     <w:p>
       <w:pPr>
         <w:pStyle w:val="FirstParagraph"/>
@@ -26379,7 +26637,7 @@
         <w:t xml:space="preserve">.</w:t>
       </w:r>
     </w:p>
-    <w:bookmarkStart w:id="103" w:name="exr-se-rmse-unbiased"/>
+    <w:bookmarkStart w:id="104" w:name="exr-se-rmse-unbiased"/>
     <w:p>
       <w:pPr>
         <w:pStyle w:val="BodyText"/>
@@ -26487,8 +26745,8 @@
         <w:t xml:space="preserve">.</w:t>
       </w:r>
     </w:p>
-    <w:bookmarkEnd w:id="103"/>
-    <w:bookmarkStart w:id="104" w:name="sol-se-rmse-unbiased"/>
+    <w:bookmarkEnd w:id="104"/>
+    <w:bookmarkStart w:id="105" w:name="sol-se-rmse-unbiased"/>
     <w:p>
       <w:pPr>
         <w:pStyle w:val="BodyText"/>
@@ -26751,8 +27009,8 @@
         </m:oMath>
       </m:oMathPara>
     </w:p>
-    <w:bookmarkEnd w:id="104"/>
-    <w:bookmarkStart w:id="105" w:name="cor-se-rmse-unbiased"/>
+    <w:bookmarkEnd w:id="105"/>
+    <w:bookmarkStart w:id="106" w:name="cor-se-rmse-unbiased"/>
     <w:p>
       <w:pPr>
         <w:pStyle w:val="FirstParagraph"/>
@@ -26910,7 +27168,7 @@
         </m:oMath>
       </m:oMathPara>
     </w:p>
-    <w:bookmarkEnd w:id="105"/>
+    <w:bookmarkEnd w:id="106"/>
     <w:p>
       <w:pPr>
         <w:pStyle w:val="FirstParagraph"/>
@@ -26943,9 +27201,9 @@
         <w:t xml:space="preserve">.</w:t>
       </w:r>
     </w:p>
-    <w:bookmarkEnd w:id="106"/>
     <w:bookmarkEnd w:id="107"/>
-    <w:bookmarkStart w:id="140" w:name="references"/>
+    <w:bookmarkEnd w:id="108"/>
+    <w:bookmarkStart w:id="141" w:name="references"/>
     <w:p>
       <w:pPr>
         <w:pStyle w:val="Heading2"/>
@@ -26954,8 +27212,8 @@
         <w:t xml:space="preserve">References</w:t>
       </w:r>
     </w:p>
-    <w:bookmarkStart w:id="139" w:name="refs"/>
-    <w:bookmarkStart w:id="108" w:name="ref-box_draper_1987"/>
+    <w:bookmarkStart w:id="140" w:name="refs"/>
+    <w:bookmarkStart w:id="109" w:name="ref-box_draper_1987"/>
     <w:p>
       <w:pPr>
         <w:pStyle w:val="Bibliography"/>
@@ -26986,8 +27244,8 @@
         <w:t xml:space="preserve">. in Wiley series in probability and mathematical statistics. Applied probability and statistics. New York: Wiley, 1987.</w:t>
       </w:r>
     </w:p>
-    <w:bookmarkEnd w:id="108"/>
-    <w:bookmarkStart w:id="110" w:name="ref-dunn2018generalized"/>
+    <w:bookmarkEnd w:id="109"/>
+    <w:bookmarkStart w:id="111" w:name="ref-dunn2018generalized"/>
     <w:p>
       <w:pPr>
         <w:pStyle w:val="Bibliography"/>
@@ -27034,7 +27292,7 @@
       <w:r>
         <w:t xml:space="preserve"> </w:t>
       </w:r>
-      <w:hyperlink r:id="rId109">
+      <w:hyperlink r:id="rId110">
         <w:r>
           <w:rPr>
             <w:rStyle w:val="Hyperlink"/>
@@ -27046,8 +27304,8 @@
         <w:t xml:space="preserve">.</w:t>
       </w:r>
     </w:p>
-    <w:bookmarkEnd w:id="110"/>
-    <w:bookmarkStart w:id="112" w:name="ref-van2018flexible"/>
+    <w:bookmarkEnd w:id="111"/>
+    <w:bookmarkStart w:id="113" w:name="ref-van2018flexible"/>
     <w:p>
       <w:pPr>
         <w:pStyle w:val="Bibliography"/>
@@ -27080,7 +27338,7 @@
       <w:r>
         <w:t xml:space="preserve"> </w:t>
       </w:r>
-      <w:hyperlink r:id="rId111">
+      <w:hyperlink r:id="rId112">
         <w:r>
           <w:rPr>
             <w:rStyle w:val="Hyperlink"/>
@@ -27089,8 +27347,8 @@
         </w:r>
       </w:hyperlink>
     </w:p>
-    <w:bookmarkEnd w:id="112"/>
-    <w:bookmarkStart w:id="114" w:name="ref-pohl2021estimands"/>
+    <w:bookmarkEnd w:id="113"/>
+    <w:bookmarkStart w:id="115" w:name="ref-pohl2021estimands"/>
     <w:p>
       <w:pPr>
         <w:pStyle w:val="Bibliography"/>
@@ -27156,7 +27414,7 @@
       <w:r>
         <w:t xml:space="preserve"> </w:t>
       </w:r>
-      <w:hyperlink r:id="rId113">
+      <w:hyperlink r:id="rId114">
         <w:r>
           <w:rPr>
             <w:rStyle w:val="Hyperlink"/>
@@ -27168,8 +27426,8 @@
         <w:t xml:space="preserve">.</w:t>
       </w:r>
     </w:p>
-    <w:bookmarkEnd w:id="114"/>
-    <w:bookmarkStart w:id="116" w:name="ref-lawrance2020estimand"/>
+    <w:bookmarkEnd w:id="115"/>
+    <w:bookmarkStart w:id="117" w:name="ref-lawrance2020estimand"/>
     <w:p>
       <w:pPr>
         <w:pStyle w:val="Bibliography"/>
@@ -27221,7 +27479,7 @@
       <w:r>
         <w:t xml:space="preserve"> </w:t>
       </w:r>
-      <w:hyperlink r:id="rId115">
+      <w:hyperlink r:id="rId116">
         <w:r>
           <w:rPr>
             <w:rStyle w:val="Hyperlink"/>
@@ -27233,8 +27491,8 @@
         <w:t xml:space="preserve">.</w:t>
       </w:r>
     </w:p>
-    <w:bookmarkEnd w:id="116"/>
-    <w:bookmarkStart w:id="118" w:name="ref-wikipedia_estimand"/>
+    <w:bookmarkEnd w:id="117"/>
+    <w:bookmarkStart w:id="119" w:name="ref-wikipedia_estimand"/>
     <w:p>
       <w:pPr>
         <w:pStyle w:val="Bibliography"/>
@@ -27281,7 +27539,7 @@
       <w:r>
         <w:t xml:space="preserve"> </w:t>
       </w:r>
-      <w:hyperlink r:id="rId117">
+      <w:hyperlink r:id="rId118">
         <w:r>
           <w:rPr>
             <w:rStyle w:val="Hyperlink"/>
@@ -27290,8 +27548,8 @@
         </w:r>
       </w:hyperlink>
     </w:p>
-    <w:bookmarkEnd w:id="118"/>
-    <w:bookmarkStart w:id="120" w:name="ref-wikipedia_estimator"/>
+    <w:bookmarkEnd w:id="119"/>
+    <w:bookmarkStart w:id="121" w:name="ref-wikipedia_estimator"/>
     <w:p>
       <w:pPr>
         <w:pStyle w:val="Bibliography"/>
@@ -27338,7 +27596,7 @@
       <w:r>
         <w:t xml:space="preserve"> </w:t>
       </w:r>
-      <w:hyperlink r:id="rId119">
+      <w:hyperlink r:id="rId120">
         <w:r>
           <w:rPr>
             <w:rStyle w:val="Hyperlink"/>
@@ -27347,8 +27605,8 @@
         </w:r>
       </w:hyperlink>
     </w:p>
-    <w:bookmarkEnd w:id="120"/>
-    <w:bookmarkStart w:id="122" w:name="ref-wikipedia_sampling_distribution"/>
+    <w:bookmarkEnd w:id="121"/>
+    <w:bookmarkStart w:id="123" w:name="ref-wikipedia_sampling_distribution"/>
     <w:p>
       <w:pPr>
         <w:pStyle w:val="Bibliography"/>
@@ -27395,7 +27653,7 @@
       <w:r>
         <w:t xml:space="preserve"> </w:t>
       </w:r>
-      <w:hyperlink r:id="rId121">
+      <w:hyperlink r:id="rId122">
         <w:r>
           <w:rPr>
             <w:rStyle w:val="Hyperlink"/>
@@ -27404,8 +27662,8 @@
         </w:r>
       </w:hyperlink>
     </w:p>
-    <w:bookmarkEnd w:id="122"/>
-    <w:bookmarkStart w:id="123" w:name="ref-hoggtanis2015"/>
+    <w:bookmarkEnd w:id="123"/>
+    <w:bookmarkStart w:id="124" w:name="ref-hoggtanis2015"/>
     <w:p>
       <w:pPr>
         <w:pStyle w:val="Bibliography"/>
@@ -27436,8 +27694,8 @@
         <w:t xml:space="preserve">, Tenth edition. Boston: Pearson, 2019.</w:t>
       </w:r>
     </w:p>
-    <w:bookmarkEnd w:id="123"/>
-    <w:bookmarkStart w:id="125" w:name="ref-CaseBerg01"/>
+    <w:bookmarkEnd w:id="124"/>
+    <w:bookmarkStart w:id="126" w:name="ref-CaseBerg01"/>
     <w:p>
       <w:pPr>
         <w:pStyle w:val="Bibliography"/>
@@ -27470,7 +27728,7 @@
       <w:r>
         <w:t xml:space="preserve"> </w:t>
       </w:r>
-      <w:hyperlink r:id="rId124">
+      <w:hyperlink r:id="rId125">
         <w:r>
           <w:rPr>
             <w:rStyle w:val="Hyperlink"/>
@@ -27479,8 +27737,8 @@
         </w:r>
       </w:hyperlink>
     </w:p>
-    <w:bookmarkEnd w:id="125"/>
-    <w:bookmarkStart w:id="126" w:name="ref-rice2007mathematical"/>
+    <w:bookmarkEnd w:id="126"/>
+    <w:bookmarkStart w:id="127" w:name="ref-rice2007mathematical"/>
     <w:p>
       <w:pPr>
         <w:pStyle w:val="Bibliography"/>
@@ -27511,8 +27769,8 @@
         <w:t xml:space="preserve">, 3rd ed. Belmont, CA: Cengage Learning, 2007.</w:t>
       </w:r>
     </w:p>
-    <w:bookmarkEnd w:id="126"/>
-    <w:bookmarkStart w:id="128" w:name="ref-wikipedia_bias_of_an_estimator"/>
+    <w:bookmarkEnd w:id="127"/>
+    <w:bookmarkStart w:id="129" w:name="ref-wikipedia_bias_of_an_estimator"/>
     <w:p>
       <w:pPr>
         <w:pStyle w:val="Bibliography"/>
@@ -27559,7 +27817,7 @@
       <w:r>
         <w:t xml:space="preserve"> </w:t>
       </w:r>
-      <w:hyperlink r:id="rId127">
+      <w:hyperlink r:id="rId128">
         <w:r>
           <w:rPr>
             <w:rStyle w:val="Hyperlink"/>
@@ -27568,8 +27826,8 @@
         </w:r>
       </w:hyperlink>
     </w:p>
-    <w:bookmarkEnd w:id="128"/>
-    <w:bookmarkStart w:id="130" w:name="ref-wikipedia_mean_squared_error"/>
+    <w:bookmarkEnd w:id="129"/>
+    <w:bookmarkStart w:id="131" w:name="ref-wikipedia_mean_squared_error"/>
     <w:p>
       <w:pPr>
         <w:pStyle w:val="Bibliography"/>
@@ -27616,7 +27874,7 @@
       <w:r>
         <w:t xml:space="preserve"> </w:t>
       </w:r>
-      <w:hyperlink r:id="rId129">
+      <w:hyperlink r:id="rId130">
         <w:r>
           <w:rPr>
             <w:rStyle w:val="Hyperlink"/>
@@ -27625,8 +27883,8 @@
         </w:r>
       </w:hyperlink>
     </w:p>
-    <w:bookmarkEnd w:id="130"/>
-    <w:bookmarkStart w:id="132" w:name="ref-wikipedia_root_mean_square_deviation"/>
+    <w:bookmarkEnd w:id="131"/>
+    <w:bookmarkStart w:id="133" w:name="ref-wikipedia_root_mean_square_deviation"/>
     <w:p>
       <w:pPr>
         <w:pStyle w:val="Bibliography"/>
@@ -27673,7 +27931,7 @@
       <w:r>
         <w:t xml:space="preserve"> </w:t>
       </w:r>
-      <w:hyperlink r:id="rId131">
+      <w:hyperlink r:id="rId132">
         <w:r>
           <w:rPr>
             <w:rStyle w:val="Hyperlink"/>
@@ -27682,8 +27940,8 @@
         </w:r>
       </w:hyperlink>
     </w:p>
-    <w:bookmarkEnd w:id="132"/>
-    <w:bookmarkStart w:id="134" w:name="ref-fiveminuteai_probstat"/>
+    <w:bookmarkEnd w:id="133"/>
+    <w:bookmarkStart w:id="135" w:name="ref-fiveminuteai_probstat"/>
     <w:p>
       <w:pPr>
         <w:pStyle w:val="Bibliography"/>
@@ -27715,7 +27973,7 @@
       <w:r>
         <w:t xml:space="preserve"> </w:t>
       </w:r>
-      <w:hyperlink r:id="rId133">
+      <w:hyperlink r:id="rId134">
         <w:r>
           <w:rPr>
             <w:rStyle w:val="Hyperlink"/>
@@ -27724,8 +27982,8 @@
         </w:r>
       </w:hyperlink>
     </w:p>
-    <w:bookmarkEnd w:id="134"/>
-    <w:bookmarkStart w:id="136" w:name="ref-wikipedia_mean_absolute_error"/>
+    <w:bookmarkEnd w:id="135"/>
+    <w:bookmarkStart w:id="137" w:name="ref-wikipedia_mean_absolute_error"/>
     <w:p>
       <w:pPr>
         <w:pStyle w:val="Bibliography"/>
@@ -27772,7 +28030,7 @@
       <w:r>
         <w:t xml:space="preserve"> </w:t>
       </w:r>
-      <w:hyperlink r:id="rId135">
+      <w:hyperlink r:id="rId136">
         <w:r>
           <w:rPr>
             <w:rStyle w:val="Hyperlink"/>
@@ -27781,8 +28039,8 @@
         </w:r>
       </w:hyperlink>
     </w:p>
-    <w:bookmarkEnd w:id="136"/>
-    <w:bookmarkStart w:id="138" w:name="ref-wikipedia_standard_error"/>
+    <w:bookmarkEnd w:id="137"/>
+    <w:bookmarkStart w:id="139" w:name="ref-wikipedia_standard_error"/>
     <w:p>
       <w:pPr>
         <w:pStyle w:val="Bibliography"/>
@@ -27829,7 +28087,7 @@
       <w:r>
         <w:t xml:space="preserve"> </w:t>
       </w:r>
-      <w:hyperlink r:id="rId137">
+      <w:hyperlink r:id="rId138">
         <w:r>
           <w:rPr>
             <w:rStyle w:val="Hyperlink"/>
@@ -27838,9 +28096,9 @@
         </w:r>
       </w:hyperlink>
     </w:p>
-    <w:bookmarkEnd w:id="138"/>
     <w:bookmarkEnd w:id="139"/>
     <w:bookmarkEnd w:id="140"/>
+    <w:bookmarkEnd w:id="141"/>
     <w:sectPr>
       <w:footnotePr>
         <w:numRestart w:val="eachSect"/>
